--- a/public/downloads/cb-en-check-marking-pack.docx
+++ b/public/downloads/cb-en-check-marking-pack.docx
@@ -93,7 +93,7 @@
     </w:p>
     <w:p>
       <w:pPr>
-        <w:spacing w:after="140" w:before="0" w:line="300"/>
+        <w:spacing w:after="320" w:before="0" w:line="300"/>
       </w:pPr>
       <w:r>
         <w:rPr>
@@ -152,7 +152,7 @@
           <w:sz w:val="28"/>
           <w:szCs w:val="28"/>
         </w:rPr>
-        <w:t xml:space="preserve">Part 1 — Reading ( /45 )</w:t>
+        <w:t xml:space="preserve">Part 1 — Reading ( /36 )</w:t>
       </w:r>
     </w:p>
     <w:tbl>
@@ -299,32 +299,32 @@
                 <w:sz w:val="19"/>
                 <w:szCs w:val="19"/>
               </w:rPr>
-              <w:t xml:space="preserve">1 per letter correctly circled</w:t>
-            </w:r>
-          </w:p>
-        </w:tc>
-        <w:tc>
-          <w:tcPr>
-            <w:tcW w:type="dxa" w:w="3023"/>
-            <w:tcMar>
-              <w:top w:type="dxa" w:w="70"/>
-              <w:left w:type="dxa" w:w="120"/>
-              <w:bottom w:type="dxa" w:w="70"/>
-              <w:right w:type="dxa" w:w="120"/>
-            </w:tcMar>
-          </w:tcPr>
-          <w:p>
-            <w:pPr>
-              <w:spacing w:line="260"/>
-            </w:pPr>
-            <w:r>
-              <w:rPr>
-                <w:b w:val="false"/>
-                <w:bCs w:val="false"/>
-                <w:sz w:val="19"/>
-                <w:szCs w:val="19"/>
-              </w:rPr>
-              <w:t xml:space="preserve">/10</w:t>
+              <w:t xml:space="preserve">S · a · t · o · n · m</w:t>
+            </w:r>
+          </w:p>
+        </w:tc>
+        <w:tc>
+          <w:tcPr>
+            <w:tcW w:type="dxa" w:w="3023"/>
+            <w:tcMar>
+              <w:top w:type="dxa" w:w="70"/>
+              <w:left w:type="dxa" w:w="120"/>
+              <w:bottom w:type="dxa" w:w="70"/>
+              <w:right w:type="dxa" w:w="120"/>
+            </w:tcMar>
+          </w:tcPr>
+          <w:p>
+            <w:pPr>
+              <w:spacing w:line="260"/>
+            </w:pPr>
+            <w:r>
+              <w:rPr>
+                <w:b w:val="false"/>
+                <w:bCs w:val="false"/>
+                <w:sz w:val="19"/>
+                <w:szCs w:val="19"/>
+              </w:rPr>
+              <w:t xml:space="preserve">/6</w:t>
             </w:r>
           </w:p>
         </w:tc>
@@ -376,32 +376,32 @@
                 <w:sz w:val="19"/>
                 <w:szCs w:val="19"/>
               </w:rPr>
-              <w:t xml:space="preserve">own name</w:t>
-            </w:r>
-          </w:p>
-        </w:tc>
-        <w:tc>
-          <w:tcPr>
-            <w:tcW w:type="dxa" w:w="3023"/>
-            <w:tcMar>
-              <w:top w:type="dxa" w:w="70"/>
-              <w:left w:type="dxa" w:w="120"/>
-              <w:bottom w:type="dxa" w:w="70"/>
-              <w:right w:type="dxa" w:w="120"/>
-            </w:tcMar>
-          </w:tcPr>
-          <w:p>
-            <w:pPr>
-              <w:spacing w:line="260"/>
-            </w:pPr>
-            <w:r>
-              <w:rPr>
-                <w:b w:val="false"/>
-                <w:bCs w:val="false"/>
-                <w:sz w:val="19"/>
-                <w:szCs w:val="19"/>
-              </w:rPr>
-              <w:t xml:space="preserve">/1</w:t>
+              <w:t xml:space="preserve">mat · can · sun · like</w:t>
+            </w:r>
+          </w:p>
+        </w:tc>
+        <w:tc>
+          <w:tcPr>
+            <w:tcW w:type="dxa" w:w="3023"/>
+            <w:tcMar>
+              <w:top w:type="dxa" w:w="70"/>
+              <w:left w:type="dxa" w:w="120"/>
+              <w:bottom w:type="dxa" w:w="70"/>
+              <w:right w:type="dxa" w:w="120"/>
+            </w:tcMar>
+          </w:tcPr>
+          <w:p>
+            <w:pPr>
+              <w:spacing w:line="260"/>
+            </w:pPr>
+            <w:r>
+              <w:rPr>
+                <w:b w:val="false"/>
+                <w:bCs w:val="false"/>
+                <w:sz w:val="19"/>
+                <w:szCs w:val="19"/>
+              </w:rPr>
+              <w:t xml:space="preserve">/4</w:t>
             </w:r>
           </w:p>
         </w:tc>
@@ -453,32 +453,32 @@
                 <w:sz w:val="19"/>
                 <w:szCs w:val="19"/>
               </w:rPr>
-              <w:t xml:space="preserve">1. am · 2. like · 3. I · 4. from · 5. own name</w:t>
-            </w:r>
-          </w:p>
-        </w:tc>
-        <w:tc>
-          <w:tcPr>
-            <w:tcW w:type="dxa" w:w="3023"/>
-            <w:tcMar>
-              <w:top w:type="dxa" w:w="70"/>
-              <w:left w:type="dxa" w:w="120"/>
-              <w:bottom w:type="dxa" w:w="70"/>
-              <w:right w:type="dxa" w:w="120"/>
-            </w:tcMar>
-          </w:tcPr>
-          <w:p>
-            <w:pPr>
-              <w:spacing w:line="260"/>
-            </w:pPr>
-            <w:r>
-              <w:rPr>
-                <w:b w:val="false"/>
-                <w:bCs w:val="false"/>
-                <w:sz w:val="19"/>
-                <w:szCs w:val="19"/>
-              </w:rPr>
-              <w:t xml:space="preserve">/5</w:t>
+              <w:t xml:space="preserve">1. water · 2. rice · 3. water · 4. table</w:t>
+            </w:r>
+          </w:p>
+        </w:tc>
+        <w:tc>
+          <w:tcPr>
+            <w:tcW w:type="dxa" w:w="3023"/>
+            <w:tcMar>
+              <w:top w:type="dxa" w:w="70"/>
+              <w:left w:type="dxa" w:w="120"/>
+              <w:bottom w:type="dxa" w:w="70"/>
+              <w:right w:type="dxa" w:w="120"/>
+            </w:tcMar>
+          </w:tcPr>
+          <w:p>
+            <w:pPr>
+              <w:spacing w:line="260"/>
+            </w:pPr>
+            <w:r>
+              <w:rPr>
+                <w:b w:val="false"/>
+                <w:bCs w:val="false"/>
+                <w:sz w:val="19"/>
+                <w:szCs w:val="19"/>
+              </w:rPr>
+              <w:t xml:space="preserve">/4</w:t>
             </w:r>
           </w:p>
         </w:tc>
@@ -530,7 +530,7 @@
                 <w:sz w:val="19"/>
                 <w:szCs w:val="19"/>
               </w:rPr>
-              <w:t xml:space="preserve">mat · can · sun</w:t>
+              <w:t xml:space="preserve">1. C · 2. B · 3. A</w:t>
             </w:r>
           </w:p>
         </w:tc>
@@ -607,7 +607,7 @@
                 <w:sz w:val="19"/>
                 <w:szCs w:val="19"/>
               </w:rPr>
-              <w:t xml:space="preserve">sun → 4th · man → 6th · sock → 2nd · nut → 5th</w:t>
+              <w:t xml:space="preserve">1. drink · 2. go · 3. sleep · 4. wash</w:t>
             </w:r>
           </w:p>
         </w:tc>
@@ -684,32 +684,32 @@
                 <w:sz w:val="19"/>
                 <w:szCs w:val="19"/>
               </w:rPr>
-              <w:t xml:space="preserve">1. C · 2. B · 3. A</w:t>
-            </w:r>
-          </w:p>
-        </w:tc>
-        <w:tc>
-          <w:tcPr>
-            <w:tcW w:type="dxa" w:w="3023"/>
-            <w:tcMar>
-              <w:top w:type="dxa" w:w="70"/>
-              <w:left w:type="dxa" w:w="120"/>
-              <w:bottom w:type="dxa" w:w="70"/>
-              <w:right w:type="dxa" w:w="120"/>
-            </w:tcMar>
-          </w:tcPr>
-          <w:p>
-            <w:pPr>
-              <w:spacing w:line="260"/>
-            </w:pPr>
-            <w:r>
-              <w:rPr>
-                <w:b w:val="false"/>
-                <w:bCs w:val="false"/>
-                <w:sz w:val="19"/>
-                <w:szCs w:val="19"/>
-              </w:rPr>
-              <w:t xml:space="preserve">/3</w:t>
+              <w:t xml:space="preserve">1. seventeen / 17 · 2. her mother and her two brothers (accept "mother and brothers")</w:t>
+            </w:r>
+          </w:p>
+        </w:tc>
+        <w:tc>
+          <w:tcPr>
+            <w:tcW w:type="dxa" w:w="3023"/>
+            <w:tcMar>
+              <w:top w:type="dxa" w:w="70"/>
+              <w:left w:type="dxa" w:w="120"/>
+              <w:bottom w:type="dxa" w:w="70"/>
+              <w:right w:type="dxa" w:w="120"/>
+            </w:tcMar>
+          </w:tcPr>
+          <w:p>
+            <w:pPr>
+              <w:spacing w:line="260"/>
+            </w:pPr>
+            <w:r>
+              <w:rPr>
+                <w:b w:val="false"/>
+                <w:bCs w:val="false"/>
+                <w:sz w:val="19"/>
+                <w:szCs w:val="19"/>
+              </w:rPr>
+              <w:t xml:space="preserve">/2</w:t>
             </w:r>
           </w:p>
         </w:tc>
@@ -761,32 +761,32 @@
                 <w:sz w:val="19"/>
                 <w:szCs w:val="19"/>
               </w:rPr>
-              <w:t xml:space="preserve">1. drink · 2. go · 3. sleep · 4. wash</w:t>
-            </w:r>
-          </w:p>
-        </w:tc>
-        <w:tc>
-          <w:tcPr>
-            <w:tcW w:type="dxa" w:w="3023"/>
-            <w:tcMar>
-              <w:top w:type="dxa" w:w="70"/>
-              <w:left w:type="dxa" w:w="120"/>
-              <w:bottom w:type="dxa" w:w="70"/>
-              <w:right w:type="dxa" w:w="120"/>
-            </w:tcMar>
-          </w:tcPr>
-          <w:p>
-            <w:pPr>
-              <w:spacing w:line="260"/>
-            </w:pPr>
-            <w:r>
-              <w:rPr>
-                <w:b w:val="false"/>
-                <w:bCs w:val="false"/>
-                <w:sz w:val="19"/>
-                <w:szCs w:val="19"/>
-              </w:rPr>
-              <w:t xml:space="preserve">/4</w:t>
+              <w:t xml:space="preserve">1. Jannat · 2. 3 o'clock · 3. her sister</w:t>
+            </w:r>
+          </w:p>
+        </w:tc>
+        <w:tc>
+          <w:tcPr>
+            <w:tcW w:type="dxa" w:w="3023"/>
+            <w:tcMar>
+              <w:top w:type="dxa" w:w="70"/>
+              <w:left w:type="dxa" w:w="120"/>
+              <w:bottom w:type="dxa" w:w="70"/>
+              <w:right w:type="dxa" w:w="120"/>
+            </w:tcMar>
+          </w:tcPr>
+          <w:p>
+            <w:pPr>
+              <w:spacing w:line="260"/>
+            </w:pPr>
+            <w:r>
+              <w:rPr>
+                <w:b w:val="false"/>
+                <w:bCs w:val="false"/>
+                <w:sz w:val="19"/>
+                <w:szCs w:val="19"/>
+              </w:rPr>
+              <w:t xml:space="preserve">/3</w:t>
             </w:r>
           </w:p>
         </w:tc>
@@ -838,32 +838,32 @@
                 <w:sz w:val="19"/>
                 <w:szCs w:val="19"/>
               </w:rPr>
-              <w:t xml:space="preserve">1. seventeen / 17 · 2. her mother and her two brothers (accept "mother and brothers")</w:t>
-            </w:r>
-          </w:p>
-        </w:tc>
-        <w:tc>
-          <w:tcPr>
-            <w:tcW w:type="dxa" w:w="3023"/>
-            <w:tcMar>
-              <w:top w:type="dxa" w:w="70"/>
-              <w:left w:type="dxa" w:w="120"/>
-              <w:bottom w:type="dxa" w:w="70"/>
-              <w:right w:type="dxa" w:w="120"/>
-            </w:tcMar>
-          </w:tcPr>
-          <w:p>
-            <w:pPr>
-              <w:spacing w:line="260"/>
-            </w:pPr>
-            <w:r>
-              <w:rPr>
-                <w:b w:val="false"/>
-                <w:bCs w:val="false"/>
-                <w:sz w:val="19"/>
-                <w:szCs w:val="19"/>
-              </w:rPr>
-              <w:t xml:space="preserve">/2</w:t>
+              <w:t xml:space="preserve">1. 9 o'clock · 2. Thursday · 3. A · 4. B</w:t>
+            </w:r>
+          </w:p>
+        </w:tc>
+        <w:tc>
+          <w:tcPr>
+            <w:tcW w:type="dxa" w:w="3023"/>
+            <w:tcMar>
+              <w:top w:type="dxa" w:w="70"/>
+              <w:left w:type="dxa" w:w="120"/>
+              <w:bottom w:type="dxa" w:w="70"/>
+              <w:right w:type="dxa" w:w="120"/>
+            </w:tcMar>
+          </w:tcPr>
+          <w:p>
+            <w:pPr>
+              <w:spacing w:line="260"/>
+            </w:pPr>
+            <w:r>
+              <w:rPr>
+                <w:b w:val="false"/>
+                <w:bCs w:val="false"/>
+                <w:sz w:val="19"/>
+                <w:szCs w:val="19"/>
+              </w:rPr>
+              <w:t xml:space="preserve">/4</w:t>
             </w:r>
           </w:p>
         </w:tc>
@@ -915,7 +915,7 @@
                 <w:sz w:val="19"/>
                 <w:szCs w:val="19"/>
               </w:rPr>
-              <w:t xml:space="preserve">1. Jannat · 2. 3 o'clock · 3. her sister</w:t>
+              <w:t xml:space="preserve">1. five / every day · 2. Drawing · 3. Sunday</w:t>
             </w:r>
           </w:p>
         </w:tc>
@@ -968,160 +968,6 @@
                 <w:szCs w:val="19"/>
               </w:rPr>
               <w:t xml:space="preserve">1.10</w:t>
-            </w:r>
-          </w:p>
-        </w:tc>
-        <w:tc>
-          <w:tcPr>
-            <w:tcW w:type="dxa" w:w="3023"/>
-            <w:tcMar>
-              <w:top w:type="dxa" w:w="70"/>
-              <w:left w:type="dxa" w:w="120"/>
-              <w:bottom w:type="dxa" w:w="70"/>
-              <w:right w:type="dxa" w:w="120"/>
-            </w:tcMar>
-          </w:tcPr>
-          <w:p>
-            <w:pPr>
-              <w:spacing w:line="260"/>
-            </w:pPr>
-            <w:r>
-              <w:rPr>
-                <w:b w:val="false"/>
-                <w:bCs w:val="false"/>
-                <w:sz w:val="19"/>
-                <w:szCs w:val="19"/>
-              </w:rPr>
-              <w:t xml:space="preserve">1. 9 o'clock · 2. Thursday · 3. A · 4. B</w:t>
-            </w:r>
-          </w:p>
-        </w:tc>
-        <w:tc>
-          <w:tcPr>
-            <w:tcW w:type="dxa" w:w="3023"/>
-            <w:tcMar>
-              <w:top w:type="dxa" w:w="70"/>
-              <w:left w:type="dxa" w:w="120"/>
-              <w:bottom w:type="dxa" w:w="70"/>
-              <w:right w:type="dxa" w:w="120"/>
-            </w:tcMar>
-          </w:tcPr>
-          <w:p>
-            <w:pPr>
-              <w:spacing w:line="260"/>
-            </w:pPr>
-            <w:r>
-              <w:rPr>
-                <w:b w:val="false"/>
-                <w:bCs w:val="false"/>
-                <w:sz w:val="19"/>
-                <w:szCs w:val="19"/>
-              </w:rPr>
-              <w:t xml:space="preserve">/4</w:t>
-            </w:r>
-          </w:p>
-        </w:tc>
-      </w:tr>
-      <w:tr>
-        <w:tc>
-          <w:tcPr>
-            <w:tcW w:type="dxa" w:w="3023"/>
-            <w:tcMar>
-              <w:top w:type="dxa" w:w="70"/>
-              <w:left w:type="dxa" w:w="120"/>
-              <w:bottom w:type="dxa" w:w="70"/>
-              <w:right w:type="dxa" w:w="120"/>
-            </w:tcMar>
-          </w:tcPr>
-          <w:p>
-            <w:pPr>
-              <w:spacing w:line="260"/>
-            </w:pPr>
-            <w:r>
-              <w:rPr>
-                <w:b w:val="false"/>
-                <w:bCs w:val="false"/>
-                <w:sz w:val="19"/>
-                <w:szCs w:val="19"/>
-              </w:rPr>
-              <w:t xml:space="preserve">1.11</w:t>
-            </w:r>
-          </w:p>
-        </w:tc>
-        <w:tc>
-          <w:tcPr>
-            <w:tcW w:type="dxa" w:w="3023"/>
-            <w:tcMar>
-              <w:top w:type="dxa" w:w="70"/>
-              <w:left w:type="dxa" w:w="120"/>
-              <w:bottom w:type="dxa" w:w="70"/>
-              <w:right w:type="dxa" w:w="120"/>
-            </w:tcMar>
-          </w:tcPr>
-          <w:p>
-            <w:pPr>
-              <w:spacing w:line="260"/>
-            </w:pPr>
-            <w:r>
-              <w:rPr>
-                <w:b w:val="false"/>
-                <w:bCs w:val="false"/>
-                <w:sz w:val="19"/>
-                <w:szCs w:val="19"/>
-              </w:rPr>
-              <w:t xml:space="preserve">1. five / every day · 2. Drawing · 3. Sunday</w:t>
-            </w:r>
-          </w:p>
-        </w:tc>
-        <w:tc>
-          <w:tcPr>
-            <w:tcW w:type="dxa" w:w="3023"/>
-            <w:tcMar>
-              <w:top w:type="dxa" w:w="70"/>
-              <w:left w:type="dxa" w:w="120"/>
-              <w:bottom w:type="dxa" w:w="70"/>
-              <w:right w:type="dxa" w:w="120"/>
-            </w:tcMar>
-          </w:tcPr>
-          <w:p>
-            <w:pPr>
-              <w:spacing w:line="260"/>
-            </w:pPr>
-            <w:r>
-              <w:rPr>
-                <w:b w:val="false"/>
-                <w:bCs w:val="false"/>
-                <w:sz w:val="19"/>
-                <w:szCs w:val="19"/>
-              </w:rPr>
-              <w:t xml:space="preserve">/3</w:t>
-            </w:r>
-          </w:p>
-        </w:tc>
-      </w:tr>
-      <w:tr>
-        <w:tc>
-          <w:tcPr>
-            <w:tcW w:type="dxa" w:w="3023"/>
-            <w:tcMar>
-              <w:top w:type="dxa" w:w="70"/>
-              <w:left w:type="dxa" w:w="120"/>
-              <w:bottom w:type="dxa" w:w="70"/>
-              <w:right w:type="dxa" w:w="120"/>
-            </w:tcMar>
-          </w:tcPr>
-          <w:p>
-            <w:pPr>
-              <w:spacing w:line="260"/>
-            </w:pPr>
-            <w:r>
-              <w:rPr>
-                <w:b w:val="false"/>
-                <w:bCs w:val="false"/>
-                <w:sz w:val="19"/>
-                <w:szCs w:val="19"/>
-              </w:rPr>
-              <w:t xml:space="preserve">1.12</w:t>
             </w:r>
           </w:p>
         </w:tc>
@@ -1186,7 +1032,7 @@
           <w:sz w:val="22"/>
           <w:szCs w:val="22"/>
         </w:rPr>
-        <w:t xml:space="preserve">READING TOTAL _ / 45 → 0–16 Pre-A1 · 17–27 A1 · 28–38 A2 · 39–45 B1</w:t>
+        <w:t xml:space="preserve">READING TOTAL _ / 36 → 0–12 Pre-A1 · 13–21 A1 · 22–30 A2 · 31–36 B1</w:t>
       </w:r>
     </w:p>
     <w:p>
@@ -2156,7 +2002,7 @@
           <w:sz w:val="22"/>
           <w:szCs w:val="22"/>
         </w:rPr>
-        <w:t xml:space="preserve">1.2 · 1.3 · 2.1 · 2.2 · 2.3 are identical in the endline paper. Each is a skill, not a fact, so sitting it twice cannot manufacture a gain.</w:t>
+        <w:t xml:space="preserve">2.1 · 2.2 · 2.3 are identical in the endline paper. Each is a skill, not a fact, so sitting it twice cannot manufacture a gain.</w:t>
       </w:r>
     </w:p>
     <w:p>
@@ -2207,7 +2053,7 @@
           <w:sz w:val="28"/>
           <w:szCs w:val="28"/>
         </w:rPr>
-        <w:t xml:space="preserve">Part 1 — Reading ( /45 )</w:t>
+        <w:t xml:space="preserve">Part 1 — Reading ( /36 )</w:t>
       </w:r>
     </w:p>
     <w:tbl>
@@ -2354,32 +2200,32 @@
                 <w:sz w:val="19"/>
                 <w:szCs w:val="19"/>
               </w:rPr>
-              <w:t xml:space="preserve">1 per letter correctly circled</w:t>
-            </w:r>
-          </w:p>
-        </w:tc>
-        <w:tc>
-          <w:tcPr>
-            <w:tcW w:type="dxa" w:w="3023"/>
-            <w:tcMar>
-              <w:top w:type="dxa" w:w="70"/>
-              <w:left w:type="dxa" w:w="120"/>
-              <w:bottom w:type="dxa" w:w="70"/>
-              <w:right w:type="dxa" w:w="120"/>
-            </w:tcMar>
-          </w:tcPr>
-          <w:p>
-            <w:pPr>
-              <w:spacing w:line="260"/>
-            </w:pPr>
-            <w:r>
-              <w:rPr>
-                <w:b w:val="false"/>
-                <w:bCs w:val="false"/>
-                <w:sz w:val="19"/>
-                <w:szCs w:val="19"/>
-              </w:rPr>
-              <w:t xml:space="preserve">/10</w:t>
+              <w:t xml:space="preserve">m · o · u · c · l · s</w:t>
+            </w:r>
+          </w:p>
+        </w:tc>
+        <w:tc>
+          <w:tcPr>
+            <w:tcW w:type="dxa" w:w="3023"/>
+            <w:tcMar>
+              <w:top w:type="dxa" w:w="70"/>
+              <w:left w:type="dxa" w:w="120"/>
+              <w:bottom w:type="dxa" w:w="70"/>
+              <w:right w:type="dxa" w:w="120"/>
+            </w:tcMar>
+          </w:tcPr>
+          <w:p>
+            <w:pPr>
+              <w:spacing w:line="260"/>
+            </w:pPr>
+            <w:r>
+              <w:rPr>
+                <w:b w:val="false"/>
+                <w:bCs w:val="false"/>
+                <w:sz w:val="19"/>
+                <w:szCs w:val="19"/>
+              </w:rPr>
+              <w:t xml:space="preserve">/6</w:t>
             </w:r>
           </w:p>
         </w:tc>
@@ -2431,32 +2277,32 @@
                 <w:sz w:val="19"/>
                 <w:szCs w:val="19"/>
               </w:rPr>
-              <w:t xml:space="preserve">own name</w:t>
-            </w:r>
-          </w:p>
-        </w:tc>
-        <w:tc>
-          <w:tcPr>
-            <w:tcW w:type="dxa" w:w="3023"/>
-            <w:tcMar>
-              <w:top w:type="dxa" w:w="70"/>
-              <w:left w:type="dxa" w:w="120"/>
-              <w:bottom w:type="dxa" w:w="70"/>
-              <w:right w:type="dxa" w:w="120"/>
-            </w:tcMar>
-          </w:tcPr>
-          <w:p>
-            <w:pPr>
-              <w:spacing w:line="260"/>
-            </w:pPr>
-            <w:r>
-              <w:rPr>
-                <w:b w:val="false"/>
-                <w:bCs w:val="false"/>
-                <w:sz w:val="19"/>
-                <w:szCs w:val="19"/>
-              </w:rPr>
-              <w:t xml:space="preserve">/1</w:t>
+              <w:t xml:space="preserve">cat · cot · nut · from</w:t>
+            </w:r>
+          </w:p>
+        </w:tc>
+        <w:tc>
+          <w:tcPr>
+            <w:tcW w:type="dxa" w:w="3023"/>
+            <w:tcMar>
+              <w:top w:type="dxa" w:w="70"/>
+              <w:left w:type="dxa" w:w="120"/>
+              <w:bottom w:type="dxa" w:w="70"/>
+              <w:right w:type="dxa" w:w="120"/>
+            </w:tcMar>
+          </w:tcPr>
+          <w:p>
+            <w:pPr>
+              <w:spacing w:line="260"/>
+            </w:pPr>
+            <w:r>
+              <w:rPr>
+                <w:b w:val="false"/>
+                <w:bCs w:val="false"/>
+                <w:sz w:val="19"/>
+                <w:szCs w:val="19"/>
+              </w:rPr>
+              <w:t xml:space="preserve">/4</w:t>
             </w:r>
           </w:p>
         </w:tc>
@@ -2508,32 +2354,32 @@
                 <w:sz w:val="19"/>
                 <w:szCs w:val="19"/>
               </w:rPr>
-              <w:t xml:space="preserve">1. like · 2. from · 3. am · 4. I · 5. own name</w:t>
-            </w:r>
-          </w:p>
-        </w:tc>
-        <w:tc>
-          <w:tcPr>
-            <w:tcW w:type="dxa" w:w="3023"/>
-            <w:tcMar>
-              <w:top w:type="dxa" w:w="70"/>
-              <w:left w:type="dxa" w:w="120"/>
-              <w:bottom w:type="dxa" w:w="70"/>
-              <w:right w:type="dxa" w:w="120"/>
-            </w:tcMar>
-          </w:tcPr>
-          <w:p>
-            <w:pPr>
-              <w:spacing w:line="260"/>
-            </w:pPr>
-            <w:r>
-              <w:rPr>
-                <w:b w:val="false"/>
-                <w:bCs w:val="false"/>
-                <w:sz w:val="19"/>
-                <w:szCs w:val="19"/>
-              </w:rPr>
-              <w:t xml:space="preserve">/5</w:t>
+              <w:t xml:space="preserve">1. school · 2. book · 3. water · 4. market</w:t>
+            </w:r>
+          </w:p>
+        </w:tc>
+        <w:tc>
+          <w:tcPr>
+            <w:tcW w:type="dxa" w:w="3023"/>
+            <w:tcMar>
+              <w:top w:type="dxa" w:w="70"/>
+              <w:left w:type="dxa" w:w="120"/>
+              <w:bottom w:type="dxa" w:w="70"/>
+              <w:right w:type="dxa" w:w="120"/>
+            </w:tcMar>
+          </w:tcPr>
+          <w:p>
+            <w:pPr>
+              <w:spacing w:line="260"/>
+            </w:pPr>
+            <w:r>
+              <w:rPr>
+                <w:b w:val="false"/>
+                <w:bCs w:val="false"/>
+                <w:sz w:val="19"/>
+                <w:szCs w:val="19"/>
+              </w:rPr>
+              <w:t xml:space="preserve">/4</w:t>
             </w:r>
           </w:p>
         </w:tc>
@@ -2585,7 +2431,7 @@
                 <w:sz w:val="19"/>
                 <w:szCs w:val="19"/>
               </w:rPr>
-              <w:t xml:space="preserve">cat · cot · nut</w:t>
+              <w:t xml:space="preserve">1. C · 2. A · 3. B</w:t>
             </w:r>
           </w:p>
         </w:tc>
@@ -2662,7 +2508,7 @@
                 <w:sz w:val="19"/>
                 <w:szCs w:val="19"/>
               </w:rPr>
-              <w:t xml:space="preserve">cat → 5th · mat → 6th · cot → 2nd · can → 3rd</w:t>
+              <w:t xml:space="preserve">1. help · 2. walk · 3. study · 4. cook</w:t>
             </w:r>
           </w:p>
         </w:tc>
@@ -2739,32 +2585,32 @@
                 <w:sz w:val="19"/>
                 <w:szCs w:val="19"/>
               </w:rPr>
-              <w:t xml:space="preserve">1. C · 2. A · 3. B</w:t>
-            </w:r>
-          </w:p>
-        </w:tc>
-        <w:tc>
-          <w:tcPr>
-            <w:tcW w:type="dxa" w:w="3023"/>
-            <w:tcMar>
-              <w:top w:type="dxa" w:w="70"/>
-              <w:left w:type="dxa" w:w="120"/>
-              <w:bottom w:type="dxa" w:w="70"/>
-              <w:right w:type="dxa" w:w="120"/>
-            </w:tcMar>
-          </w:tcPr>
-          <w:p>
-            <w:pPr>
-              <w:spacing w:line="260"/>
-            </w:pPr>
-            <w:r>
-              <w:rPr>
-                <w:b w:val="false"/>
-                <w:bCs w:val="false"/>
-                <w:sz w:val="19"/>
-                <w:szCs w:val="19"/>
-              </w:rPr>
-              <w:t xml:space="preserve">/3</w:t>
+              <w:t xml:space="preserve">1. nineteen / 19 · 2. his father and his sister</w:t>
+            </w:r>
+          </w:p>
+        </w:tc>
+        <w:tc>
+          <w:tcPr>
+            <w:tcW w:type="dxa" w:w="3023"/>
+            <w:tcMar>
+              <w:top w:type="dxa" w:w="70"/>
+              <w:left w:type="dxa" w:w="120"/>
+              <w:bottom w:type="dxa" w:w="70"/>
+              <w:right w:type="dxa" w:w="120"/>
+            </w:tcMar>
+          </w:tcPr>
+          <w:p>
+            <w:pPr>
+              <w:spacing w:line="260"/>
+            </w:pPr>
+            <w:r>
+              <w:rPr>
+                <w:b w:val="false"/>
+                <w:bCs w:val="false"/>
+                <w:sz w:val="19"/>
+                <w:szCs w:val="19"/>
+              </w:rPr>
+              <w:t xml:space="preserve">/2</w:t>
             </w:r>
           </w:p>
         </w:tc>
@@ -2816,32 +2662,32 @@
                 <w:sz w:val="19"/>
                 <w:szCs w:val="19"/>
               </w:rPr>
-              <w:t xml:space="preserve">1. help · 2. walk · 3. study · 4. cook</w:t>
-            </w:r>
-          </w:p>
-        </w:tc>
-        <w:tc>
-          <w:tcPr>
-            <w:tcW w:type="dxa" w:w="3023"/>
-            <w:tcMar>
-              <w:top w:type="dxa" w:w="70"/>
-              <w:left w:type="dxa" w:w="120"/>
-              <w:bottom w:type="dxa" w:w="70"/>
-              <w:right w:type="dxa" w:w="120"/>
-            </w:tcMar>
-          </w:tcPr>
-          <w:p>
-            <w:pPr>
-              <w:spacing w:line="260"/>
-            </w:pPr>
-            <w:r>
-              <w:rPr>
-                <w:b w:val="false"/>
-                <w:bCs w:val="false"/>
-                <w:sz w:val="19"/>
-                <w:szCs w:val="19"/>
-              </w:rPr>
-              <w:t xml:space="preserve">/4</w:t>
+              <w:t xml:space="preserve">1. Ayub · 2. 10 o'clock · 3. his brother</w:t>
+            </w:r>
+          </w:p>
+        </w:tc>
+        <w:tc>
+          <w:tcPr>
+            <w:tcW w:type="dxa" w:w="3023"/>
+            <w:tcMar>
+              <w:top w:type="dxa" w:w="70"/>
+              <w:left w:type="dxa" w:w="120"/>
+              <w:bottom w:type="dxa" w:w="70"/>
+              <w:right w:type="dxa" w:w="120"/>
+            </w:tcMar>
+          </w:tcPr>
+          <w:p>
+            <w:pPr>
+              <w:spacing w:line="260"/>
+            </w:pPr>
+            <w:r>
+              <w:rPr>
+                <w:b w:val="false"/>
+                <w:bCs w:val="false"/>
+                <w:sz w:val="19"/>
+                <w:szCs w:val="19"/>
+              </w:rPr>
+              <w:t xml:space="preserve">/3</w:t>
             </w:r>
           </w:p>
         </w:tc>
@@ -2893,32 +2739,32 @@
                 <w:sz w:val="19"/>
                 <w:szCs w:val="19"/>
               </w:rPr>
-              <w:t xml:space="preserve">1. nineteen / 19 · 2. his father and his sister</w:t>
-            </w:r>
-          </w:p>
-        </w:tc>
-        <w:tc>
-          <w:tcPr>
-            <w:tcW w:type="dxa" w:w="3023"/>
-            <w:tcMar>
-              <w:top w:type="dxa" w:w="70"/>
-              <w:left w:type="dxa" w:w="120"/>
-              <w:bottom w:type="dxa" w:w="70"/>
-              <w:right w:type="dxa" w:w="120"/>
-            </w:tcMar>
-          </w:tcPr>
-          <w:p>
-            <w:pPr>
-              <w:spacing w:line="260"/>
-            </w:pPr>
-            <w:r>
-              <w:rPr>
-                <w:b w:val="false"/>
-                <w:bCs w:val="false"/>
-                <w:sz w:val="19"/>
-                <w:szCs w:val="19"/>
-              </w:rPr>
-              <w:t xml:space="preserve">/2</w:t>
+              <w:t xml:space="preserve">1. 8 o'clock · 2. Friday · 3. A · 4. B</w:t>
+            </w:r>
+          </w:p>
+        </w:tc>
+        <w:tc>
+          <w:tcPr>
+            <w:tcW w:type="dxa" w:w="3023"/>
+            <w:tcMar>
+              <w:top w:type="dxa" w:w="70"/>
+              <w:left w:type="dxa" w:w="120"/>
+              <w:bottom w:type="dxa" w:w="70"/>
+              <w:right w:type="dxa" w:w="120"/>
+            </w:tcMar>
+          </w:tcPr>
+          <w:p>
+            <w:pPr>
+              <w:spacing w:line="260"/>
+            </w:pPr>
+            <w:r>
+              <w:rPr>
+                <w:b w:val="false"/>
+                <w:bCs w:val="false"/>
+                <w:sz w:val="19"/>
+                <w:szCs w:val="19"/>
+              </w:rPr>
+              <w:t xml:space="preserve">/4</w:t>
             </w:r>
           </w:p>
         </w:tc>
@@ -2970,7 +2816,7 @@
                 <w:sz w:val="19"/>
                 <w:szCs w:val="19"/>
               </w:rPr>
-              <w:t xml:space="preserve">1. Ayub · 2. 10 o'clock · 3. his brother</w:t>
+              <w:t xml:space="preserve">1. five / every day · 2. Maths · 3. Monday</w:t>
             </w:r>
           </w:p>
         </w:tc>
@@ -3023,160 +2869,6 @@
                 <w:szCs w:val="19"/>
               </w:rPr>
               <w:t xml:space="preserve">1.10</w:t>
-            </w:r>
-          </w:p>
-        </w:tc>
-        <w:tc>
-          <w:tcPr>
-            <w:tcW w:type="dxa" w:w="3023"/>
-            <w:tcMar>
-              <w:top w:type="dxa" w:w="70"/>
-              <w:left w:type="dxa" w:w="120"/>
-              <w:bottom w:type="dxa" w:w="70"/>
-              <w:right w:type="dxa" w:w="120"/>
-            </w:tcMar>
-          </w:tcPr>
-          <w:p>
-            <w:pPr>
-              <w:spacing w:line="260"/>
-            </w:pPr>
-            <w:r>
-              <w:rPr>
-                <w:b w:val="false"/>
-                <w:bCs w:val="false"/>
-                <w:sz w:val="19"/>
-                <w:szCs w:val="19"/>
-              </w:rPr>
-              <w:t xml:space="preserve">1. 8 o'clock · 2. Friday · 3. A · 4. B</w:t>
-            </w:r>
-          </w:p>
-        </w:tc>
-        <w:tc>
-          <w:tcPr>
-            <w:tcW w:type="dxa" w:w="3023"/>
-            <w:tcMar>
-              <w:top w:type="dxa" w:w="70"/>
-              <w:left w:type="dxa" w:w="120"/>
-              <w:bottom w:type="dxa" w:w="70"/>
-              <w:right w:type="dxa" w:w="120"/>
-            </w:tcMar>
-          </w:tcPr>
-          <w:p>
-            <w:pPr>
-              <w:spacing w:line="260"/>
-            </w:pPr>
-            <w:r>
-              <w:rPr>
-                <w:b w:val="false"/>
-                <w:bCs w:val="false"/>
-                <w:sz w:val="19"/>
-                <w:szCs w:val="19"/>
-              </w:rPr>
-              <w:t xml:space="preserve">/4</w:t>
-            </w:r>
-          </w:p>
-        </w:tc>
-      </w:tr>
-      <w:tr>
-        <w:tc>
-          <w:tcPr>
-            <w:tcW w:type="dxa" w:w="3023"/>
-            <w:tcMar>
-              <w:top w:type="dxa" w:w="70"/>
-              <w:left w:type="dxa" w:w="120"/>
-              <w:bottom w:type="dxa" w:w="70"/>
-              <w:right w:type="dxa" w:w="120"/>
-            </w:tcMar>
-          </w:tcPr>
-          <w:p>
-            <w:pPr>
-              <w:spacing w:line="260"/>
-            </w:pPr>
-            <w:r>
-              <w:rPr>
-                <w:b w:val="false"/>
-                <w:bCs w:val="false"/>
-                <w:sz w:val="19"/>
-                <w:szCs w:val="19"/>
-              </w:rPr>
-              <w:t xml:space="preserve">1.11</w:t>
-            </w:r>
-          </w:p>
-        </w:tc>
-        <w:tc>
-          <w:tcPr>
-            <w:tcW w:type="dxa" w:w="3023"/>
-            <w:tcMar>
-              <w:top w:type="dxa" w:w="70"/>
-              <w:left w:type="dxa" w:w="120"/>
-              <w:bottom w:type="dxa" w:w="70"/>
-              <w:right w:type="dxa" w:w="120"/>
-            </w:tcMar>
-          </w:tcPr>
-          <w:p>
-            <w:pPr>
-              <w:spacing w:line="260"/>
-            </w:pPr>
-            <w:r>
-              <w:rPr>
-                <w:b w:val="false"/>
-                <w:bCs w:val="false"/>
-                <w:sz w:val="19"/>
-                <w:szCs w:val="19"/>
-              </w:rPr>
-              <w:t xml:space="preserve">1. five / every day · 2. Maths · 3. Monday</w:t>
-            </w:r>
-          </w:p>
-        </w:tc>
-        <w:tc>
-          <w:tcPr>
-            <w:tcW w:type="dxa" w:w="3023"/>
-            <w:tcMar>
-              <w:top w:type="dxa" w:w="70"/>
-              <w:left w:type="dxa" w:w="120"/>
-              <w:bottom w:type="dxa" w:w="70"/>
-              <w:right w:type="dxa" w:w="120"/>
-            </w:tcMar>
-          </w:tcPr>
-          <w:p>
-            <w:pPr>
-              <w:spacing w:line="260"/>
-            </w:pPr>
-            <w:r>
-              <w:rPr>
-                <w:b w:val="false"/>
-                <w:bCs w:val="false"/>
-                <w:sz w:val="19"/>
-                <w:szCs w:val="19"/>
-              </w:rPr>
-              <w:t xml:space="preserve">/3</w:t>
-            </w:r>
-          </w:p>
-        </w:tc>
-      </w:tr>
-      <w:tr>
-        <w:tc>
-          <w:tcPr>
-            <w:tcW w:type="dxa" w:w="3023"/>
-            <w:tcMar>
-              <w:top w:type="dxa" w:w="70"/>
-              <w:left w:type="dxa" w:w="120"/>
-              <w:bottom w:type="dxa" w:w="70"/>
-              <w:right w:type="dxa" w:w="120"/>
-            </w:tcMar>
-          </w:tcPr>
-          <w:p>
-            <w:pPr>
-              <w:spacing w:line="260"/>
-            </w:pPr>
-            <w:r>
-              <w:rPr>
-                <w:b w:val="false"/>
-                <w:bCs w:val="false"/>
-                <w:sz w:val="19"/>
-                <w:szCs w:val="19"/>
-              </w:rPr>
-              <w:t xml:space="preserve">1.12</w:t>
             </w:r>
           </w:p>
         </w:tc>
@@ -3241,7 +2933,7 @@
           <w:sz w:val="22"/>
           <w:szCs w:val="22"/>
         </w:rPr>
-        <w:t xml:space="preserve">READING TOTAL _ / 45 → 0–16 Pre-A1 · 17–27 A1 · 28–38 A2 · 39–45 B1</w:t>
+        <w:t xml:space="preserve">READING TOTAL _ / 36 → 0–12 Pre-A1 · 13–21 A1 · 22–30 A2 · 31–36 B1</w:t>
       </w:r>
     </w:p>
     <w:p>
@@ -4211,7 +3903,7 @@
           <w:sz w:val="22"/>
           <w:szCs w:val="22"/>
         </w:rPr>
-        <w:t xml:space="preserve">1.2 · 1.3 · 2.1 · 2.2 · 2.3 are identical in the baseline paper. Each is a skill, not a fact, so sitting it twice cannot manufacture a gain.</w:t>
+        <w:t xml:space="preserve">2.1 · 2.2 · 2.3 are identical in the baseline paper. Each is a skill, not a fact, so sitting it twice cannot manufacture a gain.</w:t>
       </w:r>
     </w:p>
     <w:sectPr>

--- a/public/downloads/cb-en-check-marking-pack.docx
+++ b/public/downloads/cb-en-check-marking-pack.docx
@@ -1049,7 +1049,7 @@
           <w:sz w:val="28"/>
           <w:szCs w:val="28"/>
         </w:rPr>
-        <w:t xml:space="preserve">Part 2 — Writing ( /30 )</w:t>
+        <w:t xml:space="preserve">Part 2 — Writing ( /20 )</w:t>
       </w:r>
     </w:p>
     <w:p>
@@ -1073,7 +1073,7 @@
           <w:sz w:val="22"/>
           <w:szCs w:val="22"/>
         </w:rPr>
-        <w:t xml:space="preserve">2.1 Write your name /3 ☐ attempted ☐ recognisable as their name ☐ accurate</w:t>
+        <w:t xml:space="preserve">One mark per tick. Twenty ticks in all.</w:t>
       </w:r>
     </w:p>
     <w:p>
@@ -1085,7 +1085,7 @@
           <w:sz w:val="22"/>
           <w:szCs w:val="22"/>
         </w:rPr>
-        <w:t xml:space="preserve">2.2 Copy and finish /4 ☐ letters formed ☐ in the right order ☐ spaced as words ☐ readable by someone who does not know the learner The word they choose to end with is never wrong.</w:t>
+        <w:t xml:space="preserve">2.1 Write your name /2 ☐ attempted ☐ recognisable as their name</w:t>
       </w:r>
     </w:p>
     <w:p>
@@ -1097,7 +1097,7 @@
           <w:sz w:val="22"/>
           <w:szCs w:val="22"/>
         </w:rPr>
-        <w:t xml:space="preserve">2.3 The form /6 ☐ six or more boxes attempted ☐ all eight attempted ☐ name legible ☐ numbers written as numerals ☐ every answer in the right box ☐ a stranger could use this form</w:t>
+        <w:t xml:space="preserve">2.2 Copy and finish /3 ☐ letters formed and in the right order ☐ spaced as words ☐ readable by someone who does not know the learner The word they choose to end with is never wrong.</w:t>
       </w:r>
     </w:p>
     <w:p>
@@ -1109,7 +1109,7 @@
           <w:sz w:val="22"/>
           <w:szCs w:val="22"/>
         </w:rPr>
-        <w:t xml:space="preserve">2.4 Five sentences /4 ☐ five attempted ☐ each has a verb ☐ "I am" or "I like" used correctly in three or more ☐ all five understandable without help</w:t>
+        <w:t xml:space="preserve">2.3 The form /4 ☐ six or more boxes attempted ☐ all eight attempted ☐ every answer in the right box ☐ a stranger could use this form</w:t>
       </w:r>
     </w:p>
     <w:p>
@@ -1121,7 +1121,7 @@
           <w:sz w:val="22"/>
           <w:szCs w:val="22"/>
         </w:rPr>
-        <w:t xml:space="preserve">2.5 The note /6 ☐ says they cannot come ☐ gives a reason ☐ says when they will come back ☐ opens or closes like a note ☐ thirty words or more ☐ readable without reading twice</w:t>
+        <w:t xml:space="preserve">2.4 Five sentences /3 ☐ five attempted ☐ each has a verb ☐ all five understandable without help</w:t>
       </w:r>
     </w:p>
     <w:p>
@@ -1133,7 +1133,7 @@
           <w:sz w:val="22"/>
           <w:szCs w:val="22"/>
         </w:rPr>
-        <w:t xml:space="preserve">2.6 The letter /7 ☐ says what they learned ☐ says who or what helped ☐ says how they felt ☐ ninety words or more ☐ uses "and", "but" or "because" ☐ sentences in a sensible order ☐ no error stops the reader</w:t>
+        <w:t xml:space="preserve">2.5 The note /4 ☐ all three things said ☐ thirty words or more ☐ opens or closes like a note ☐ readable without reading twice</w:t>
       </w:r>
     </w:p>
     <w:p>
@@ -1145,7 +1145,19 @@
           <w:sz w:val="22"/>
           <w:szCs w:val="22"/>
         </w:rPr>
-        <w:t xml:space="preserve">WRITING TOTAL _ / 30 → 0–6 Pre-A1 · 7–13 A1 · 14–22 A2 · 23–30 B1</w:t>
+        <w:t xml:space="preserve">2.6 The letter /4 ☐ all three things said ☐ sixty words or more ☐ uses "and", "but" or "because" ☐ readable throughout</w:t>
+      </w:r>
+    </w:p>
+    <w:p>
+      <w:pPr>
+        <w:spacing w:after="140" w:before="0" w:line="300"/>
+      </w:pPr>
+      <w:r>
+        <w:rPr>
+          <w:sz w:val="22"/>
+          <w:szCs w:val="22"/>
+        </w:rPr>
+        <w:t xml:space="preserve">WRITING TOTAL _ / 20 → 0–4 Pre-A1 · 5–9 A1 · 10–15 A2 · 16–20 B1</w:t>
       </w:r>
     </w:p>
     <w:p>
@@ -2950,7 +2962,7 @@
           <w:sz w:val="28"/>
           <w:szCs w:val="28"/>
         </w:rPr>
-        <w:t xml:space="preserve">Part 2 — Writing ( /30 )</w:t>
+        <w:t xml:space="preserve">Part 2 — Writing ( /20 )</w:t>
       </w:r>
     </w:p>
     <w:p>
@@ -2974,7 +2986,7 @@
           <w:sz w:val="22"/>
           <w:szCs w:val="22"/>
         </w:rPr>
-        <w:t xml:space="preserve">2.1 Write your name /3 ☐ attempted ☐ recognisable as their name ☐ accurate</w:t>
+        <w:t xml:space="preserve">One mark per tick. Twenty ticks in all.</w:t>
       </w:r>
     </w:p>
     <w:p>
@@ -2986,7 +2998,7 @@
           <w:sz w:val="22"/>
           <w:szCs w:val="22"/>
         </w:rPr>
-        <w:t xml:space="preserve">2.2 Copy and finish /4 ☐ letters formed ☐ in the right order ☐ spaced as words ☐ readable by someone who does not know the learner The word they choose to end with is never wrong.</w:t>
+        <w:t xml:space="preserve">2.1 Write your name /2 ☐ attempted ☐ recognisable as their name</w:t>
       </w:r>
     </w:p>
     <w:p>
@@ -2998,7 +3010,7 @@
           <w:sz w:val="22"/>
           <w:szCs w:val="22"/>
         </w:rPr>
-        <w:t xml:space="preserve">2.3 The form /6 ☐ six or more boxes attempted ☐ all eight attempted ☐ name legible ☐ numbers written as numerals ☐ every answer in the right box ☐ a stranger could use this form</w:t>
+        <w:t xml:space="preserve">2.2 Copy and finish /3 ☐ letters formed and in the right order ☐ spaced as words ☐ readable by someone who does not know the learner The word they choose to end with is never wrong.</w:t>
       </w:r>
     </w:p>
     <w:p>
@@ -3010,7 +3022,7 @@
           <w:sz w:val="22"/>
           <w:szCs w:val="22"/>
         </w:rPr>
-        <w:t xml:space="preserve">2.4 Five sentences /4 ☐ five attempted ☐ each has a verb ☐ "I am" or "I like" used correctly in three or more ☐ all five understandable without help</w:t>
+        <w:t xml:space="preserve">2.3 The form /4 ☐ six or more boxes attempted ☐ all eight attempted ☐ every answer in the right box ☐ a stranger could use this form</w:t>
       </w:r>
     </w:p>
     <w:p>
@@ -3022,7 +3034,7 @@
           <w:sz w:val="22"/>
           <w:szCs w:val="22"/>
         </w:rPr>
-        <w:t xml:space="preserve">2.5 The note /6 ☐ says what they did in class ☐ says what the homework is ☐ says when they will see them ☐ opens or closes like a note ☐ thirty words or more ☐ readable without reading twice</w:t>
+        <w:t xml:space="preserve">2.4 Five sentences /3 ☐ five attempted ☐ each has a verb ☐ all five understandable without help</w:t>
       </w:r>
     </w:p>
     <w:p>
@@ -3034,7 +3046,7 @@
           <w:sz w:val="22"/>
           <w:szCs w:val="22"/>
         </w:rPr>
-        <w:t xml:space="preserve">2.6 The letter /7 ☐ says what happened ☐ says what they did ☐ says how they felt ☐ ninety words or more ☐ uses "and", "but" or "because" ☐ sentences in a sensible order ☐ no error stops the reader</w:t>
+        <w:t xml:space="preserve">2.5 The note /4 ☐ all three things said ☐ thirty words or more ☐ opens or closes like a note ☐ readable without reading twice</w:t>
       </w:r>
     </w:p>
     <w:p>
@@ -3046,7 +3058,19 @@
           <w:sz w:val="22"/>
           <w:szCs w:val="22"/>
         </w:rPr>
-        <w:t xml:space="preserve">WRITING TOTAL _ / 30 → 0–6 Pre-A1 · 7–13 A1 · 14–22 A2 · 23–30 B1</w:t>
+        <w:t xml:space="preserve">2.6 The letter /4 ☐ all three things said ☐ sixty words or more ☐ uses "and", "but" or "because" ☐ readable throughout</w:t>
+      </w:r>
+    </w:p>
+    <w:p>
+      <w:pPr>
+        <w:spacing w:after="140" w:before="0" w:line="300"/>
+      </w:pPr>
+      <w:r>
+        <w:rPr>
+          <w:sz w:val="22"/>
+          <w:szCs w:val="22"/>
+        </w:rPr>
+        <w:t xml:space="preserve">WRITING TOTAL _ / 20 → 0–4 Pre-A1 · 5–9 A1 · 10–15 A2 · 16–20 B1</w:t>
       </w:r>
     </w:p>
     <w:p>

--- a/public/downloads/cb-en-check-marking-pack.docx
+++ b/public/downloads/cb-en-check-marking-pack.docx
@@ -1097,7 +1097,7 @@
           <w:sz w:val="22"/>
           <w:szCs w:val="22"/>
         </w:rPr>
-        <w:t xml:space="preserve">2.2 Copy and finish /3 ☐ letters formed and in the right order ☐ spaced as words ☐ readable by someone who does not know the learner The word they choose to end with is never wrong.</w:t>
+        <w:t xml:space="preserve">2.2 Finish the sentence /3 ☐ wrote "I am" ☐ added at least one word of their own ☐ readable by someone who does not know the learner What they choose to write about themselves is never wrong.</w:t>
       </w:r>
     </w:p>
     <w:p>
@@ -3010,7 +3010,7 @@
           <w:sz w:val="22"/>
           <w:szCs w:val="22"/>
         </w:rPr>
-        <w:t xml:space="preserve">2.2 Copy and finish /3 ☐ letters formed and in the right order ☐ spaced as words ☐ readable by someone who does not know the learner The word they choose to end with is never wrong.</w:t>
+        <w:t xml:space="preserve">2.2 Finish the sentence /3 ☐ wrote "I am" ☐ added at least one word of their own ☐ readable by someone who does not know the learner What they choose to write about themselves is never wrong.</w:t>
       </w:r>
     </w:p>
     <w:p>

--- a/public/downloads/cb-en-check-marking-pack.docx
+++ b/public/downloads/cb-en-check-marking-pack.docx
@@ -1177,6 +1177,673 @@
         <w:t xml:space="preserve">Part 3 — Speaking ( /16 )</w:t>
       </w:r>
     </w:p>
+    <w:p>
+      <w:pPr>
+        <w:pStyle w:val="Heading3"/>
+        <w:keepNext/>
+        <w:spacing w:after="80" w:before="220"/>
+      </w:pPr>
+      <w:r>
+        <w:rPr>
+          <w:b/>
+          <w:bCs/>
+          <w:color w:val="1F3A5F"/>
+          <w:sz w:val="24"/>
+          <w:szCs w:val="24"/>
+        </w:rPr>
+        <w:t xml:space="preserve">The script</w:t>
+      </w:r>
+    </w:p>
+    <w:p>
+      <w:pPr>
+        <w:spacing w:after="140" w:before="0" w:line="300"/>
+      </w:pPr>
+      <w:r>
+        <w:rPr>
+          <w:sz w:val="22"/>
+          <w:szCs w:val="22"/>
+        </w:rPr>
+        <w:t xml:space="preserve">Optional. Six minutes, one learner at a time, in a quiet corner. Same-gender pairing where it matters.</w:t>
+      </w:r>
+    </w:p>
+    <w:tbl>
+      <w:tblPr>
+        <w:tblW w:type="pct" w:w="100%"/>
+        <w:tblBorders>
+          <w:top w:val="single" w:color="B9B3A6" w:sz="2"/>
+          <w:left w:val="single" w:color="B9B3A6" w:sz="2"/>
+          <w:bottom w:val="single" w:color="B9B3A6" w:sz="2"/>
+          <w:right w:val="single" w:color="B9B3A6" w:sz="2"/>
+          <w:insideH w:val="single" w:color="B9B3A6" w:sz="2"/>
+          <w:insideV w:val="single" w:color="B9B3A6" w:sz="2"/>
+        </w:tblBorders>
+      </w:tblPr>
+      <w:tblGrid>
+        <w:gridCol w:w="3023"/>
+        <w:gridCol w:w="3023"/>
+        <w:gridCol w:w="3023"/>
+      </w:tblGrid>
+      <w:tr>
+        <w:tc>
+          <w:tcPr>
+            <w:tcW w:type="dxa" w:w="3023"/>
+            <w:tcMar>
+              <w:top w:type="dxa" w:w="70"/>
+              <w:left w:type="dxa" w:w="120"/>
+              <w:bottom w:type="dxa" w:w="70"/>
+              <w:right w:type="dxa" w:w="120"/>
+            </w:tcMar>
+          </w:tcPr>
+          <w:p>
+            <w:pPr>
+              <w:spacing w:line="260"/>
+            </w:pPr>
+            <w:r>
+              <w:rPr>
+                <w:b/>
+                <w:bCs/>
+                <w:color w:val="1F3A5F"/>
+                <w:sz w:val="19"/>
+                <w:szCs w:val="19"/>
+              </w:rPr>
+              <w:t xml:space="preserve"/>
+            </w:r>
+          </w:p>
+        </w:tc>
+        <w:tc>
+          <w:tcPr>
+            <w:tcW w:type="dxa" w:w="3023"/>
+            <w:tcMar>
+              <w:top w:type="dxa" w:w="70"/>
+              <w:left w:type="dxa" w:w="120"/>
+              <w:bottom w:type="dxa" w:w="70"/>
+              <w:right w:type="dxa" w:w="120"/>
+            </w:tcMar>
+          </w:tcPr>
+          <w:p>
+            <w:pPr>
+              <w:spacing w:line="260"/>
+            </w:pPr>
+            <w:r>
+              <w:rPr>
+                <w:b/>
+                <w:bCs/>
+                <w:color w:val="1F3A5F"/>
+                <w:sz w:val="19"/>
+                <w:szCs w:val="19"/>
+              </w:rPr>
+              <w:t xml:space="preserve">What you say</w:t>
+            </w:r>
+          </w:p>
+        </w:tc>
+        <w:tc>
+          <w:tcPr>
+            <w:tcW w:type="dxa" w:w="3023"/>
+            <w:tcMar>
+              <w:top w:type="dxa" w:w="70"/>
+              <w:left w:type="dxa" w:w="120"/>
+              <w:bottom w:type="dxa" w:w="70"/>
+              <w:right w:type="dxa" w:w="120"/>
+            </w:tcMar>
+          </w:tcPr>
+          <w:p>
+            <w:pPr>
+              <w:spacing w:line="260"/>
+            </w:pPr>
+            <w:r>
+              <w:rPr>
+                <w:b/>
+                <w:bCs/>
+                <w:color w:val="1F3A5F"/>
+                <w:sz w:val="19"/>
+                <w:szCs w:val="19"/>
+              </w:rPr>
+              <w:t xml:space="preserve">Time</w:t>
+            </w:r>
+          </w:p>
+        </w:tc>
+      </w:tr>
+      <w:tr>
+        <w:tc>
+          <w:tcPr>
+            <w:tcW w:type="dxa" w:w="3023"/>
+            <w:tcMar>
+              <w:top w:type="dxa" w:w="70"/>
+              <w:left w:type="dxa" w:w="120"/>
+              <w:bottom w:type="dxa" w:w="70"/>
+              <w:right w:type="dxa" w:w="120"/>
+            </w:tcMar>
+          </w:tcPr>
+          <w:p>
+            <w:pPr>
+              <w:spacing w:line="260"/>
+            </w:pPr>
+            <w:r>
+              <w:rPr>
+                <w:b w:val="false"/>
+                <w:bCs w:val="false"/>
+                <w:sz w:val="19"/>
+                <w:szCs w:val="19"/>
+              </w:rPr>
+              <w:t xml:space="preserve">Warm-up (not scored)</w:t>
+            </w:r>
+          </w:p>
+        </w:tc>
+        <w:tc>
+          <w:tcPr>
+            <w:tcW w:type="dxa" w:w="3023"/>
+            <w:tcMar>
+              <w:top w:type="dxa" w:w="70"/>
+              <w:left w:type="dxa" w:w="120"/>
+              <w:bottom w:type="dxa" w:w="70"/>
+              <w:right w:type="dxa" w:w="120"/>
+            </w:tcMar>
+          </w:tcPr>
+          <w:p>
+            <w:pPr>
+              <w:spacing w:line="260"/>
+            </w:pPr>
+            <w:r>
+              <w:rPr>
+                <w:b w:val="false"/>
+                <w:bCs w:val="false"/>
+                <w:sz w:val="19"/>
+                <w:szCs w:val="19"/>
+              </w:rPr>
+              <w:t xml:space="preserve">"Hello. My name is _. What is your name?"</w:t>
+            </w:r>
+          </w:p>
+        </w:tc>
+        <w:tc>
+          <w:tcPr>
+            <w:tcW w:type="dxa" w:w="3023"/>
+            <w:tcMar>
+              <w:top w:type="dxa" w:w="70"/>
+              <w:left w:type="dxa" w:w="120"/>
+              <w:bottom w:type="dxa" w:w="70"/>
+              <w:right w:type="dxa" w:w="120"/>
+            </w:tcMar>
+          </w:tcPr>
+          <w:p>
+            <w:pPr>
+              <w:spacing w:line="260"/>
+            </w:pPr>
+            <w:r>
+              <w:rPr>
+                <w:b w:val="false"/>
+                <w:bCs w:val="false"/>
+                <w:sz w:val="19"/>
+                <w:szCs w:val="19"/>
+              </w:rPr>
+              <w:t xml:space="preserve">30s</w:t>
+            </w:r>
+          </w:p>
+        </w:tc>
+      </w:tr>
+      <w:tr>
+        <w:tc>
+          <w:tcPr>
+            <w:tcW w:type="dxa" w:w="3023"/>
+            <w:tcMar>
+              <w:top w:type="dxa" w:w="70"/>
+              <w:left w:type="dxa" w:w="120"/>
+              <w:bottom w:type="dxa" w:w="70"/>
+              <w:right w:type="dxa" w:w="120"/>
+            </w:tcMar>
+          </w:tcPr>
+          <w:p>
+            <w:pPr>
+              <w:spacing w:line="260"/>
+            </w:pPr>
+            <w:r>
+              <w:rPr>
+                <w:b w:val="false"/>
+                <w:bCs w:val="false"/>
+                <w:sz w:val="19"/>
+                <w:szCs w:val="19"/>
+              </w:rPr>
+              <w:t xml:space="preserve">1. About you</w:t>
+            </w:r>
+          </w:p>
+        </w:tc>
+        <w:tc>
+          <w:tcPr>
+            <w:tcW w:type="dxa" w:w="3023"/>
+            <w:tcMar>
+              <w:top w:type="dxa" w:w="70"/>
+              <w:left w:type="dxa" w:w="120"/>
+              <w:bottom w:type="dxa" w:w="70"/>
+              <w:right w:type="dxa" w:w="120"/>
+            </w:tcMar>
+          </w:tcPr>
+          <w:p>
+            <w:pPr>
+              <w:spacing w:line="260"/>
+            </w:pPr>
+            <w:r>
+              <w:rPr>
+                <w:b w:val="false"/>
+                <w:bCs w:val="false"/>
+                <w:sz w:val="19"/>
+                <w:szCs w:val="19"/>
+              </w:rPr>
+              <w:t xml:space="preserve">"How old are you?" · "How long have you been here?" · "Who do you live with?"</w:t>
+            </w:r>
+          </w:p>
+        </w:tc>
+        <w:tc>
+          <w:tcPr>
+            <w:tcW w:type="dxa" w:w="3023"/>
+            <w:tcMar>
+              <w:top w:type="dxa" w:w="70"/>
+              <w:left w:type="dxa" w:w="120"/>
+              <w:bottom w:type="dxa" w:w="70"/>
+              <w:right w:type="dxa" w:w="120"/>
+            </w:tcMar>
+          </w:tcPr>
+          <w:p>
+            <w:pPr>
+              <w:spacing w:line="260"/>
+            </w:pPr>
+            <w:r>
+              <w:rPr>
+                <w:b w:val="false"/>
+                <w:bCs w:val="false"/>
+                <w:sz w:val="19"/>
+                <w:szCs w:val="19"/>
+              </w:rPr>
+              <w:t xml:space="preserve">90s</w:t>
+            </w:r>
+          </w:p>
+        </w:tc>
+      </w:tr>
+      <w:tr>
+        <w:tc>
+          <w:tcPr>
+            <w:tcW w:type="dxa" w:w="3023"/>
+            <w:tcMar>
+              <w:top w:type="dxa" w:w="70"/>
+              <w:left w:type="dxa" w:w="120"/>
+              <w:bottom w:type="dxa" w:w="70"/>
+              <w:right w:type="dxa" w:w="120"/>
+            </w:tcMar>
+          </w:tcPr>
+          <w:p>
+            <w:pPr>
+              <w:spacing w:line="260"/>
+            </w:pPr>
+            <w:r>
+              <w:rPr>
+                <w:b w:val="false"/>
+                <w:bCs w:val="false"/>
+                <w:sz w:val="19"/>
+                <w:szCs w:val="19"/>
+              </w:rPr>
+              <w:t xml:space="preserve">2. This place</w:t>
+            </w:r>
+          </w:p>
+        </w:tc>
+        <w:tc>
+          <w:tcPr>
+            <w:tcW w:type="dxa" w:w="3023"/>
+            <w:tcMar>
+              <w:top w:type="dxa" w:w="70"/>
+              <w:left w:type="dxa" w:w="120"/>
+              <w:bottom w:type="dxa" w:w="70"/>
+              <w:right w:type="dxa" w:w="120"/>
+            </w:tcMar>
+          </w:tcPr>
+          <w:p>
+            <w:pPr>
+              <w:spacing w:line="260"/>
+            </w:pPr>
+            <w:r>
+              <w:rPr>
+                <w:b w:val="false"/>
+                <w:bCs w:val="false"/>
+                <w:sz w:val="19"/>
+                <w:szCs w:val="19"/>
+              </w:rPr>
+              <w:t xml:space="preserve">"Tell me about this place. What can you see here?"</w:t>
+            </w:r>
+          </w:p>
+        </w:tc>
+        <w:tc>
+          <w:tcPr>
+            <w:tcW w:type="dxa" w:w="3023"/>
+            <w:tcMar>
+              <w:top w:type="dxa" w:w="70"/>
+              <w:left w:type="dxa" w:w="120"/>
+              <w:bottom w:type="dxa" w:w="70"/>
+              <w:right w:type="dxa" w:w="120"/>
+            </w:tcMar>
+          </w:tcPr>
+          <w:p>
+            <w:pPr>
+              <w:spacing w:line="260"/>
+            </w:pPr>
+            <w:r>
+              <w:rPr>
+                <w:b w:val="false"/>
+                <w:bCs w:val="false"/>
+                <w:sz w:val="19"/>
+                <w:szCs w:val="19"/>
+              </w:rPr>
+              <w:t xml:space="preserve">90s</w:t>
+            </w:r>
+          </w:p>
+        </w:tc>
+      </w:tr>
+      <w:tr>
+        <w:tc>
+          <w:tcPr>
+            <w:tcW w:type="dxa" w:w="3023"/>
+            <w:tcMar>
+              <w:top w:type="dxa" w:w="70"/>
+              <w:left w:type="dxa" w:w="120"/>
+              <w:bottom w:type="dxa" w:w="70"/>
+              <w:right w:type="dxa" w:w="120"/>
+            </w:tcMar>
+          </w:tcPr>
+          <w:p>
+            <w:pPr>
+              <w:spacing w:line="260"/>
+            </w:pPr>
+            <w:r>
+              <w:rPr>
+                <w:b w:val="false"/>
+                <w:bCs w:val="false"/>
+                <w:sz w:val="19"/>
+                <w:szCs w:val="19"/>
+              </w:rPr>
+              <w:t xml:space="preserve">3. Questions</w:t>
+            </w:r>
+          </w:p>
+        </w:tc>
+        <w:tc>
+          <w:tcPr>
+            <w:tcW w:type="dxa" w:w="3023"/>
+            <w:tcMar>
+              <w:top w:type="dxa" w:w="70"/>
+              <w:left w:type="dxa" w:w="120"/>
+              <w:bottom w:type="dxa" w:w="70"/>
+              <w:right w:type="dxa" w:w="120"/>
+            </w:tcMar>
+          </w:tcPr>
+          <w:p>
+            <w:pPr>
+              <w:spacing w:line="260"/>
+            </w:pPr>
+            <w:r>
+              <w:rPr>
+                <w:b w:val="false"/>
+                <w:bCs w:val="false"/>
+                <w:sz w:val="19"/>
+                <w:szCs w:val="19"/>
+              </w:rPr>
+              <w:t xml:space="preserve">"What do you do in the morning?" · "What do you like?" · "What is the weather like today?"</w:t>
+            </w:r>
+          </w:p>
+        </w:tc>
+        <w:tc>
+          <w:tcPr>
+            <w:tcW w:type="dxa" w:w="3023"/>
+            <w:tcMar>
+              <w:top w:type="dxa" w:w="70"/>
+              <w:left w:type="dxa" w:w="120"/>
+              <w:bottom w:type="dxa" w:w="70"/>
+              <w:right w:type="dxa" w:w="120"/>
+            </w:tcMar>
+          </w:tcPr>
+          <w:p>
+            <w:pPr>
+              <w:spacing w:line="260"/>
+            </w:pPr>
+            <w:r>
+              <w:rPr>
+                <w:b w:val="false"/>
+                <w:bCs w:val="false"/>
+                <w:sz w:val="19"/>
+                <w:szCs w:val="19"/>
+              </w:rPr>
+              <w:t xml:space="preserve">90s</w:t>
+            </w:r>
+          </w:p>
+        </w:tc>
+      </w:tr>
+      <w:tr>
+        <w:tc>
+          <w:tcPr>
+            <w:tcW w:type="dxa" w:w="3023"/>
+            <w:tcMar>
+              <w:top w:type="dxa" w:w="70"/>
+              <w:left w:type="dxa" w:w="120"/>
+              <w:bottom w:type="dxa" w:w="70"/>
+              <w:right w:type="dxa" w:w="120"/>
+            </w:tcMar>
+          </w:tcPr>
+          <w:p>
+            <w:pPr>
+              <w:spacing w:line="260"/>
+            </w:pPr>
+            <w:r>
+              <w:rPr>
+                <w:b w:val="false"/>
+                <w:bCs w:val="false"/>
+                <w:sz w:val="19"/>
+                <w:szCs w:val="19"/>
+              </w:rPr>
+              <w:t xml:space="preserve">4. Tell me more (only if 3 was easy)</w:t>
+            </w:r>
+          </w:p>
+        </w:tc>
+        <w:tc>
+          <w:tcPr>
+            <w:tcW w:type="dxa" w:w="3023"/>
+            <w:tcMar>
+              <w:top w:type="dxa" w:w="70"/>
+              <w:left w:type="dxa" w:w="120"/>
+              <w:bottom w:type="dxa" w:w="70"/>
+              <w:right w:type="dxa" w:w="120"/>
+            </w:tcMar>
+          </w:tcPr>
+          <w:p>
+            <w:pPr>
+              <w:spacing w:line="260"/>
+            </w:pPr>
+            <w:r>
+              <w:rPr>
+                <w:b w:val="false"/>
+                <w:bCs w:val="false"/>
+                <w:sz w:val="19"/>
+                <w:szCs w:val="19"/>
+              </w:rPr>
+              <w:t xml:space="preserve">"Tell me about something you want to do after this course." Then once: "Why?"</w:t>
+            </w:r>
+          </w:p>
+        </w:tc>
+        <w:tc>
+          <w:tcPr>
+            <w:tcW w:type="dxa" w:w="3023"/>
+            <w:tcMar>
+              <w:top w:type="dxa" w:w="70"/>
+              <w:left w:type="dxa" w:w="120"/>
+              <w:bottom w:type="dxa" w:w="70"/>
+              <w:right w:type="dxa" w:w="120"/>
+            </w:tcMar>
+          </w:tcPr>
+          <w:p>
+            <w:pPr>
+              <w:spacing w:line="260"/>
+            </w:pPr>
+            <w:r>
+              <w:rPr>
+                <w:b w:val="false"/>
+                <w:bCs w:val="false"/>
+                <w:sz w:val="19"/>
+                <w:szCs w:val="19"/>
+              </w:rPr>
+              <w:t xml:space="preserve">60s</w:t>
+            </w:r>
+          </w:p>
+        </w:tc>
+      </w:tr>
+      <w:tr>
+        <w:tc>
+          <w:tcPr>
+            <w:tcW w:type="dxa" w:w="3023"/>
+            <w:tcMar>
+              <w:top w:type="dxa" w:w="70"/>
+              <w:left w:type="dxa" w:w="120"/>
+              <w:bottom w:type="dxa" w:w="70"/>
+              <w:right w:type="dxa" w:w="120"/>
+            </w:tcMar>
+          </w:tcPr>
+          <w:p>
+            <w:pPr>
+              <w:spacing w:line="260"/>
+            </w:pPr>
+            <w:r>
+              <w:rPr>
+                <w:b w:val="false"/>
+                <w:bCs w:val="false"/>
+                <w:sz w:val="19"/>
+                <w:szCs w:val="19"/>
+              </w:rPr>
+              <w:t xml:space="preserve">5. Close (not scored)</w:t>
+            </w:r>
+          </w:p>
+        </w:tc>
+        <w:tc>
+          <w:tcPr>
+            <w:tcW w:type="dxa" w:w="3023"/>
+            <w:tcMar>
+              <w:top w:type="dxa" w:w="70"/>
+              <w:left w:type="dxa" w:w="120"/>
+              <w:bottom w:type="dxa" w:w="70"/>
+              <w:right w:type="dxa" w:w="120"/>
+            </w:tcMar>
+          </w:tcPr>
+          <w:p>
+            <w:pPr>
+              <w:spacing w:line="260"/>
+            </w:pPr>
+            <w:r>
+              <w:rPr>
+                <w:b w:val="false"/>
+                <w:bCs w:val="false"/>
+                <w:sz w:val="19"/>
+                <w:szCs w:val="19"/>
+              </w:rPr>
+              <w:t xml:space="preserve">"Thank you. You spoke English with me today."</w:t>
+            </w:r>
+          </w:p>
+        </w:tc>
+        <w:tc>
+          <w:tcPr>
+            <w:tcW w:type="dxa" w:w="3023"/>
+            <w:tcMar>
+              <w:top w:type="dxa" w:w="70"/>
+              <w:left w:type="dxa" w:w="120"/>
+              <w:bottom w:type="dxa" w:w="70"/>
+              <w:right w:type="dxa" w:w="120"/>
+            </w:tcMar>
+          </w:tcPr>
+          <w:p>
+            <w:pPr>
+              <w:spacing w:line="260"/>
+            </w:pPr>
+            <w:r>
+              <w:rPr>
+                <w:b w:val="false"/>
+                <w:bCs w:val="false"/>
+                <w:sz w:val="19"/>
+                <w:szCs w:val="19"/>
+              </w:rPr>
+              <w:t xml:space="preserve">15s</w:t>
+            </w:r>
+          </w:p>
+        </w:tc>
+      </w:tr>
+    </w:tbl>
+    <w:tbl>
+      <w:tblPr>
+        <w:tblW w:type="pct" w:w="100%"/>
+        <w:tblBorders>
+          <w:top w:val="single" w:color="B9B3A6" w:sz="2"/>
+          <w:left w:val="single" w:color="B9B3A6" w:sz="2"/>
+          <w:bottom w:val="single" w:color="B9B3A6" w:sz="2"/>
+          <w:right w:val="single" w:color="B9B3A6" w:sz="2"/>
+          <w:insideH w:val="single" w:color="B9B3A6" w:sz="2"/>
+          <w:insideV w:val="single" w:color="B9B3A6" w:sz="2"/>
+        </w:tblBorders>
+      </w:tblPr>
+      <w:tblGrid>
+        <w:gridCol w:w="9070"/>
+      </w:tblGrid>
+      <w:tr>
+        <w:tc>
+          <w:tcPr>
+            <w:tcW w:type="dxa" w:w="9070"/>
+            <w:shd w:fill="EDEBE6"/>
+            <w:tcMar>
+              <w:top w:type="dxa" w:w="140"/>
+              <w:left w:type="dxa" w:w="220"/>
+              <w:bottom w:type="dxa" w:w="140"/>
+              <w:right w:type="dxa" w:w="200"/>
+            </w:tcMar>
+          </w:tcPr>
+          <w:p>
+            <w:pPr>
+              <w:spacing w:after="150" w:before="0" w:line="340"/>
+            </w:pPr>
+            <w:r>
+              <w:rPr>
+                <w:sz w:val="24"/>
+                <w:szCs w:val="24"/>
+              </w:rPr>
+              <w:t xml:space="preserve">Two rules for the facilitator — do not read these out.</w:t>
+            </w:r>
+          </w:p>
+          <w:p>
+            <w:pPr>
+              <w:spacing w:after="150" w:before="0" w:line="340"/>
+            </w:pPr>
+            <w:r>
+              <w:rPr>
+                <w:sz w:val="24"/>
+                <w:szCs w:val="24"/>
+              </w:rPr>
+              <w:t xml:space="preserve">Never ask a learner where they are from. It can touch displacement, loss and separation, and nothing in this check needs it.</w:t>
+            </w:r>
+          </w:p>
+          <w:p>
+            <w:pPr>
+              <w:spacing w:after="0" w:before="0" w:line="340"/>
+            </w:pPr>
+            <w:r>
+              <w:rPr>
+                <w:sz w:val="24"/>
+                <w:szCs w:val="24"/>
+              </w:rPr>
+              <w:t xml:space="preserve">A learner may pass on any question. A pass is not a zero — move on warmly and score what you did hear.</w:t>
+            </w:r>
+          </w:p>
+        </w:tc>
+      </w:tr>
+    </w:tbl>
+    <w:p>
+      <w:pPr>
+        <w:spacing w:after="100" w:before="0" w:line="300"/>
+      </w:pPr>
+      <w:r>
+        <w:rPr>
+          <w:sz w:val="22"/>
+          <w:szCs w:val="22"/>
+        </w:rPr>
+        <w:t xml:space="preserve"/>
+      </w:r>
+    </w:p>
     <w:tbl>
       <w:tblPr>
         <w:tblW w:type="pct" w:w="100%"/>
@@ -3088,6 +3755,673 @@
           <w:szCs w:val="28"/>
         </w:rPr>
         <w:t xml:space="preserve">Part 3 — Speaking ( /16 )</w:t>
+      </w:r>
+    </w:p>
+    <w:p>
+      <w:pPr>
+        <w:pStyle w:val="Heading3"/>
+        <w:keepNext/>
+        <w:spacing w:after="80" w:before="220"/>
+      </w:pPr>
+      <w:r>
+        <w:rPr>
+          <w:b/>
+          <w:bCs/>
+          <w:color w:val="1F3A5F"/>
+          <w:sz w:val="24"/>
+          <w:szCs w:val="24"/>
+        </w:rPr>
+        <w:t xml:space="preserve">The script</w:t>
+      </w:r>
+    </w:p>
+    <w:p>
+      <w:pPr>
+        <w:spacing w:after="140" w:before="0" w:line="300"/>
+      </w:pPr>
+      <w:r>
+        <w:rPr>
+          <w:sz w:val="22"/>
+          <w:szCs w:val="22"/>
+        </w:rPr>
+        <w:t xml:space="preserve">Optional. Six minutes, one learner at a time, in a quiet corner. Same-gender pairing where it matters.</w:t>
+      </w:r>
+    </w:p>
+    <w:tbl>
+      <w:tblPr>
+        <w:tblW w:type="pct" w:w="100%"/>
+        <w:tblBorders>
+          <w:top w:val="single" w:color="B9B3A6" w:sz="2"/>
+          <w:left w:val="single" w:color="B9B3A6" w:sz="2"/>
+          <w:bottom w:val="single" w:color="B9B3A6" w:sz="2"/>
+          <w:right w:val="single" w:color="B9B3A6" w:sz="2"/>
+          <w:insideH w:val="single" w:color="B9B3A6" w:sz="2"/>
+          <w:insideV w:val="single" w:color="B9B3A6" w:sz="2"/>
+        </w:tblBorders>
+      </w:tblPr>
+      <w:tblGrid>
+        <w:gridCol w:w="3023"/>
+        <w:gridCol w:w="3023"/>
+        <w:gridCol w:w="3023"/>
+      </w:tblGrid>
+      <w:tr>
+        <w:tc>
+          <w:tcPr>
+            <w:tcW w:type="dxa" w:w="3023"/>
+            <w:tcMar>
+              <w:top w:type="dxa" w:w="70"/>
+              <w:left w:type="dxa" w:w="120"/>
+              <w:bottom w:type="dxa" w:w="70"/>
+              <w:right w:type="dxa" w:w="120"/>
+            </w:tcMar>
+          </w:tcPr>
+          <w:p>
+            <w:pPr>
+              <w:spacing w:line="260"/>
+            </w:pPr>
+            <w:r>
+              <w:rPr>
+                <w:b/>
+                <w:bCs/>
+                <w:color w:val="1F3A5F"/>
+                <w:sz w:val="19"/>
+                <w:szCs w:val="19"/>
+              </w:rPr>
+              <w:t xml:space="preserve"/>
+            </w:r>
+          </w:p>
+        </w:tc>
+        <w:tc>
+          <w:tcPr>
+            <w:tcW w:type="dxa" w:w="3023"/>
+            <w:tcMar>
+              <w:top w:type="dxa" w:w="70"/>
+              <w:left w:type="dxa" w:w="120"/>
+              <w:bottom w:type="dxa" w:w="70"/>
+              <w:right w:type="dxa" w:w="120"/>
+            </w:tcMar>
+          </w:tcPr>
+          <w:p>
+            <w:pPr>
+              <w:spacing w:line="260"/>
+            </w:pPr>
+            <w:r>
+              <w:rPr>
+                <w:b/>
+                <w:bCs/>
+                <w:color w:val="1F3A5F"/>
+                <w:sz w:val="19"/>
+                <w:szCs w:val="19"/>
+              </w:rPr>
+              <w:t xml:space="preserve">What you say</w:t>
+            </w:r>
+          </w:p>
+        </w:tc>
+        <w:tc>
+          <w:tcPr>
+            <w:tcW w:type="dxa" w:w="3023"/>
+            <w:tcMar>
+              <w:top w:type="dxa" w:w="70"/>
+              <w:left w:type="dxa" w:w="120"/>
+              <w:bottom w:type="dxa" w:w="70"/>
+              <w:right w:type="dxa" w:w="120"/>
+            </w:tcMar>
+          </w:tcPr>
+          <w:p>
+            <w:pPr>
+              <w:spacing w:line="260"/>
+            </w:pPr>
+            <w:r>
+              <w:rPr>
+                <w:b/>
+                <w:bCs/>
+                <w:color w:val="1F3A5F"/>
+                <w:sz w:val="19"/>
+                <w:szCs w:val="19"/>
+              </w:rPr>
+              <w:t xml:space="preserve">Time</w:t>
+            </w:r>
+          </w:p>
+        </w:tc>
+      </w:tr>
+      <w:tr>
+        <w:tc>
+          <w:tcPr>
+            <w:tcW w:type="dxa" w:w="3023"/>
+            <w:tcMar>
+              <w:top w:type="dxa" w:w="70"/>
+              <w:left w:type="dxa" w:w="120"/>
+              <w:bottom w:type="dxa" w:w="70"/>
+              <w:right w:type="dxa" w:w="120"/>
+            </w:tcMar>
+          </w:tcPr>
+          <w:p>
+            <w:pPr>
+              <w:spacing w:line="260"/>
+            </w:pPr>
+            <w:r>
+              <w:rPr>
+                <w:b w:val="false"/>
+                <w:bCs w:val="false"/>
+                <w:sz w:val="19"/>
+                <w:szCs w:val="19"/>
+              </w:rPr>
+              <w:t xml:space="preserve">Warm-up (not scored)</w:t>
+            </w:r>
+          </w:p>
+        </w:tc>
+        <w:tc>
+          <w:tcPr>
+            <w:tcW w:type="dxa" w:w="3023"/>
+            <w:tcMar>
+              <w:top w:type="dxa" w:w="70"/>
+              <w:left w:type="dxa" w:w="120"/>
+              <w:bottom w:type="dxa" w:w="70"/>
+              <w:right w:type="dxa" w:w="120"/>
+            </w:tcMar>
+          </w:tcPr>
+          <w:p>
+            <w:pPr>
+              <w:spacing w:line="260"/>
+            </w:pPr>
+            <w:r>
+              <w:rPr>
+                <w:b w:val="false"/>
+                <w:bCs w:val="false"/>
+                <w:sz w:val="19"/>
+                <w:szCs w:val="19"/>
+              </w:rPr>
+              <w:t xml:space="preserve">"Hello. My name is _. What is your name?"</w:t>
+            </w:r>
+          </w:p>
+        </w:tc>
+        <w:tc>
+          <w:tcPr>
+            <w:tcW w:type="dxa" w:w="3023"/>
+            <w:tcMar>
+              <w:top w:type="dxa" w:w="70"/>
+              <w:left w:type="dxa" w:w="120"/>
+              <w:bottom w:type="dxa" w:w="70"/>
+              <w:right w:type="dxa" w:w="120"/>
+            </w:tcMar>
+          </w:tcPr>
+          <w:p>
+            <w:pPr>
+              <w:spacing w:line="260"/>
+            </w:pPr>
+            <w:r>
+              <w:rPr>
+                <w:b w:val="false"/>
+                <w:bCs w:val="false"/>
+                <w:sz w:val="19"/>
+                <w:szCs w:val="19"/>
+              </w:rPr>
+              <w:t xml:space="preserve">30s</w:t>
+            </w:r>
+          </w:p>
+        </w:tc>
+      </w:tr>
+      <w:tr>
+        <w:tc>
+          <w:tcPr>
+            <w:tcW w:type="dxa" w:w="3023"/>
+            <w:tcMar>
+              <w:top w:type="dxa" w:w="70"/>
+              <w:left w:type="dxa" w:w="120"/>
+              <w:bottom w:type="dxa" w:w="70"/>
+              <w:right w:type="dxa" w:w="120"/>
+            </w:tcMar>
+          </w:tcPr>
+          <w:p>
+            <w:pPr>
+              <w:spacing w:line="260"/>
+            </w:pPr>
+            <w:r>
+              <w:rPr>
+                <w:b w:val="false"/>
+                <w:bCs w:val="false"/>
+                <w:sz w:val="19"/>
+                <w:szCs w:val="19"/>
+              </w:rPr>
+              <w:t xml:space="preserve">1. About you</w:t>
+            </w:r>
+          </w:p>
+        </w:tc>
+        <w:tc>
+          <w:tcPr>
+            <w:tcW w:type="dxa" w:w="3023"/>
+            <w:tcMar>
+              <w:top w:type="dxa" w:w="70"/>
+              <w:left w:type="dxa" w:w="120"/>
+              <w:bottom w:type="dxa" w:w="70"/>
+              <w:right w:type="dxa" w:w="120"/>
+            </w:tcMar>
+          </w:tcPr>
+          <w:p>
+            <w:pPr>
+              <w:spacing w:line="260"/>
+            </w:pPr>
+            <w:r>
+              <w:rPr>
+                <w:b w:val="false"/>
+                <w:bCs w:val="false"/>
+                <w:sz w:val="19"/>
+                <w:szCs w:val="19"/>
+              </w:rPr>
+              <w:t xml:space="preserve">"How old are you?" · "How long have you been here?" · "Who do you live with?"</w:t>
+            </w:r>
+          </w:p>
+        </w:tc>
+        <w:tc>
+          <w:tcPr>
+            <w:tcW w:type="dxa" w:w="3023"/>
+            <w:tcMar>
+              <w:top w:type="dxa" w:w="70"/>
+              <w:left w:type="dxa" w:w="120"/>
+              <w:bottom w:type="dxa" w:w="70"/>
+              <w:right w:type="dxa" w:w="120"/>
+            </w:tcMar>
+          </w:tcPr>
+          <w:p>
+            <w:pPr>
+              <w:spacing w:line="260"/>
+            </w:pPr>
+            <w:r>
+              <w:rPr>
+                <w:b w:val="false"/>
+                <w:bCs w:val="false"/>
+                <w:sz w:val="19"/>
+                <w:szCs w:val="19"/>
+              </w:rPr>
+              <w:t xml:space="preserve">90s</w:t>
+            </w:r>
+          </w:p>
+        </w:tc>
+      </w:tr>
+      <w:tr>
+        <w:tc>
+          <w:tcPr>
+            <w:tcW w:type="dxa" w:w="3023"/>
+            <w:tcMar>
+              <w:top w:type="dxa" w:w="70"/>
+              <w:left w:type="dxa" w:w="120"/>
+              <w:bottom w:type="dxa" w:w="70"/>
+              <w:right w:type="dxa" w:w="120"/>
+            </w:tcMar>
+          </w:tcPr>
+          <w:p>
+            <w:pPr>
+              <w:spacing w:line="260"/>
+            </w:pPr>
+            <w:r>
+              <w:rPr>
+                <w:b w:val="false"/>
+                <w:bCs w:val="false"/>
+                <w:sz w:val="19"/>
+                <w:szCs w:val="19"/>
+              </w:rPr>
+              <w:t xml:space="preserve">2. This place</w:t>
+            </w:r>
+          </w:p>
+        </w:tc>
+        <w:tc>
+          <w:tcPr>
+            <w:tcW w:type="dxa" w:w="3023"/>
+            <w:tcMar>
+              <w:top w:type="dxa" w:w="70"/>
+              <w:left w:type="dxa" w:w="120"/>
+              <w:bottom w:type="dxa" w:w="70"/>
+              <w:right w:type="dxa" w:w="120"/>
+            </w:tcMar>
+          </w:tcPr>
+          <w:p>
+            <w:pPr>
+              <w:spacing w:line="260"/>
+            </w:pPr>
+            <w:r>
+              <w:rPr>
+                <w:b w:val="false"/>
+                <w:bCs w:val="false"/>
+                <w:sz w:val="19"/>
+                <w:szCs w:val="19"/>
+              </w:rPr>
+              <w:t xml:space="preserve">"Tell me about this place. What can you see here?"</w:t>
+            </w:r>
+          </w:p>
+        </w:tc>
+        <w:tc>
+          <w:tcPr>
+            <w:tcW w:type="dxa" w:w="3023"/>
+            <w:tcMar>
+              <w:top w:type="dxa" w:w="70"/>
+              <w:left w:type="dxa" w:w="120"/>
+              <w:bottom w:type="dxa" w:w="70"/>
+              <w:right w:type="dxa" w:w="120"/>
+            </w:tcMar>
+          </w:tcPr>
+          <w:p>
+            <w:pPr>
+              <w:spacing w:line="260"/>
+            </w:pPr>
+            <w:r>
+              <w:rPr>
+                <w:b w:val="false"/>
+                <w:bCs w:val="false"/>
+                <w:sz w:val="19"/>
+                <w:szCs w:val="19"/>
+              </w:rPr>
+              <w:t xml:space="preserve">90s</w:t>
+            </w:r>
+          </w:p>
+        </w:tc>
+      </w:tr>
+      <w:tr>
+        <w:tc>
+          <w:tcPr>
+            <w:tcW w:type="dxa" w:w="3023"/>
+            <w:tcMar>
+              <w:top w:type="dxa" w:w="70"/>
+              <w:left w:type="dxa" w:w="120"/>
+              <w:bottom w:type="dxa" w:w="70"/>
+              <w:right w:type="dxa" w:w="120"/>
+            </w:tcMar>
+          </w:tcPr>
+          <w:p>
+            <w:pPr>
+              <w:spacing w:line="260"/>
+            </w:pPr>
+            <w:r>
+              <w:rPr>
+                <w:b w:val="false"/>
+                <w:bCs w:val="false"/>
+                <w:sz w:val="19"/>
+                <w:szCs w:val="19"/>
+              </w:rPr>
+              <w:t xml:space="preserve">3. Questions</w:t>
+            </w:r>
+          </w:p>
+        </w:tc>
+        <w:tc>
+          <w:tcPr>
+            <w:tcW w:type="dxa" w:w="3023"/>
+            <w:tcMar>
+              <w:top w:type="dxa" w:w="70"/>
+              <w:left w:type="dxa" w:w="120"/>
+              <w:bottom w:type="dxa" w:w="70"/>
+              <w:right w:type="dxa" w:w="120"/>
+            </w:tcMar>
+          </w:tcPr>
+          <w:p>
+            <w:pPr>
+              <w:spacing w:line="260"/>
+            </w:pPr>
+            <w:r>
+              <w:rPr>
+                <w:b w:val="false"/>
+                <w:bCs w:val="false"/>
+                <w:sz w:val="19"/>
+                <w:szCs w:val="19"/>
+              </w:rPr>
+              <w:t xml:space="preserve">"What do you do in the evening?" · "What food do you like?" · "Tell me about your friend."</w:t>
+            </w:r>
+          </w:p>
+        </w:tc>
+        <w:tc>
+          <w:tcPr>
+            <w:tcW w:type="dxa" w:w="3023"/>
+            <w:tcMar>
+              <w:top w:type="dxa" w:w="70"/>
+              <w:left w:type="dxa" w:w="120"/>
+              <w:bottom w:type="dxa" w:w="70"/>
+              <w:right w:type="dxa" w:w="120"/>
+            </w:tcMar>
+          </w:tcPr>
+          <w:p>
+            <w:pPr>
+              <w:spacing w:line="260"/>
+            </w:pPr>
+            <w:r>
+              <w:rPr>
+                <w:b w:val="false"/>
+                <w:bCs w:val="false"/>
+                <w:sz w:val="19"/>
+                <w:szCs w:val="19"/>
+              </w:rPr>
+              <w:t xml:space="preserve">90s</w:t>
+            </w:r>
+          </w:p>
+        </w:tc>
+      </w:tr>
+      <w:tr>
+        <w:tc>
+          <w:tcPr>
+            <w:tcW w:type="dxa" w:w="3023"/>
+            <w:tcMar>
+              <w:top w:type="dxa" w:w="70"/>
+              <w:left w:type="dxa" w:w="120"/>
+              <w:bottom w:type="dxa" w:w="70"/>
+              <w:right w:type="dxa" w:w="120"/>
+            </w:tcMar>
+          </w:tcPr>
+          <w:p>
+            <w:pPr>
+              <w:spacing w:line="260"/>
+            </w:pPr>
+            <w:r>
+              <w:rPr>
+                <w:b w:val="false"/>
+                <w:bCs w:val="false"/>
+                <w:sz w:val="19"/>
+                <w:szCs w:val="19"/>
+              </w:rPr>
+              <w:t xml:space="preserve">4. Tell me more (only if 3 was easy)</w:t>
+            </w:r>
+          </w:p>
+        </w:tc>
+        <w:tc>
+          <w:tcPr>
+            <w:tcW w:type="dxa" w:w="3023"/>
+            <w:tcMar>
+              <w:top w:type="dxa" w:w="70"/>
+              <w:left w:type="dxa" w:w="120"/>
+              <w:bottom w:type="dxa" w:w="70"/>
+              <w:right w:type="dxa" w:w="120"/>
+            </w:tcMar>
+          </w:tcPr>
+          <w:p>
+            <w:pPr>
+              <w:spacing w:line="260"/>
+            </w:pPr>
+            <w:r>
+              <w:rPr>
+                <w:b w:val="false"/>
+                <w:bCs w:val="false"/>
+                <w:sz w:val="19"/>
+                <w:szCs w:val="19"/>
+              </w:rPr>
+              <w:t xml:space="preserve">"Tell me about something you would like to learn." Then once: "Why?"</w:t>
+            </w:r>
+          </w:p>
+        </w:tc>
+        <w:tc>
+          <w:tcPr>
+            <w:tcW w:type="dxa" w:w="3023"/>
+            <w:tcMar>
+              <w:top w:type="dxa" w:w="70"/>
+              <w:left w:type="dxa" w:w="120"/>
+              <w:bottom w:type="dxa" w:w="70"/>
+              <w:right w:type="dxa" w:w="120"/>
+            </w:tcMar>
+          </w:tcPr>
+          <w:p>
+            <w:pPr>
+              <w:spacing w:line="260"/>
+            </w:pPr>
+            <w:r>
+              <w:rPr>
+                <w:b w:val="false"/>
+                <w:bCs w:val="false"/>
+                <w:sz w:val="19"/>
+                <w:szCs w:val="19"/>
+              </w:rPr>
+              <w:t xml:space="preserve">60s</w:t>
+            </w:r>
+          </w:p>
+        </w:tc>
+      </w:tr>
+      <w:tr>
+        <w:tc>
+          <w:tcPr>
+            <w:tcW w:type="dxa" w:w="3023"/>
+            <w:tcMar>
+              <w:top w:type="dxa" w:w="70"/>
+              <w:left w:type="dxa" w:w="120"/>
+              <w:bottom w:type="dxa" w:w="70"/>
+              <w:right w:type="dxa" w:w="120"/>
+            </w:tcMar>
+          </w:tcPr>
+          <w:p>
+            <w:pPr>
+              <w:spacing w:line="260"/>
+            </w:pPr>
+            <w:r>
+              <w:rPr>
+                <w:b w:val="false"/>
+                <w:bCs w:val="false"/>
+                <w:sz w:val="19"/>
+                <w:szCs w:val="19"/>
+              </w:rPr>
+              <w:t xml:space="preserve">5. Close (not scored)</w:t>
+            </w:r>
+          </w:p>
+        </w:tc>
+        <w:tc>
+          <w:tcPr>
+            <w:tcW w:type="dxa" w:w="3023"/>
+            <w:tcMar>
+              <w:top w:type="dxa" w:w="70"/>
+              <w:left w:type="dxa" w:w="120"/>
+              <w:bottom w:type="dxa" w:w="70"/>
+              <w:right w:type="dxa" w:w="120"/>
+            </w:tcMar>
+          </w:tcPr>
+          <w:p>
+            <w:pPr>
+              <w:spacing w:line="260"/>
+            </w:pPr>
+            <w:r>
+              <w:rPr>
+                <w:b w:val="false"/>
+                <w:bCs w:val="false"/>
+                <w:sz w:val="19"/>
+                <w:szCs w:val="19"/>
+              </w:rPr>
+              <w:t xml:space="preserve">"Thank you. You spoke English with me today."</w:t>
+            </w:r>
+          </w:p>
+        </w:tc>
+        <w:tc>
+          <w:tcPr>
+            <w:tcW w:type="dxa" w:w="3023"/>
+            <w:tcMar>
+              <w:top w:type="dxa" w:w="70"/>
+              <w:left w:type="dxa" w:w="120"/>
+              <w:bottom w:type="dxa" w:w="70"/>
+              <w:right w:type="dxa" w:w="120"/>
+            </w:tcMar>
+          </w:tcPr>
+          <w:p>
+            <w:pPr>
+              <w:spacing w:line="260"/>
+            </w:pPr>
+            <w:r>
+              <w:rPr>
+                <w:b w:val="false"/>
+                <w:bCs w:val="false"/>
+                <w:sz w:val="19"/>
+                <w:szCs w:val="19"/>
+              </w:rPr>
+              <w:t xml:space="preserve">15s</w:t>
+            </w:r>
+          </w:p>
+        </w:tc>
+      </w:tr>
+    </w:tbl>
+    <w:tbl>
+      <w:tblPr>
+        <w:tblW w:type="pct" w:w="100%"/>
+        <w:tblBorders>
+          <w:top w:val="single" w:color="B9B3A6" w:sz="2"/>
+          <w:left w:val="single" w:color="B9B3A6" w:sz="2"/>
+          <w:bottom w:val="single" w:color="B9B3A6" w:sz="2"/>
+          <w:right w:val="single" w:color="B9B3A6" w:sz="2"/>
+          <w:insideH w:val="single" w:color="B9B3A6" w:sz="2"/>
+          <w:insideV w:val="single" w:color="B9B3A6" w:sz="2"/>
+        </w:tblBorders>
+      </w:tblPr>
+      <w:tblGrid>
+        <w:gridCol w:w="9070"/>
+      </w:tblGrid>
+      <w:tr>
+        <w:tc>
+          <w:tcPr>
+            <w:tcW w:type="dxa" w:w="9070"/>
+            <w:shd w:fill="EDEBE6"/>
+            <w:tcMar>
+              <w:top w:type="dxa" w:w="140"/>
+              <w:left w:type="dxa" w:w="220"/>
+              <w:bottom w:type="dxa" w:w="140"/>
+              <w:right w:type="dxa" w:w="200"/>
+            </w:tcMar>
+          </w:tcPr>
+          <w:p>
+            <w:pPr>
+              <w:spacing w:after="150" w:before="0" w:line="340"/>
+            </w:pPr>
+            <w:r>
+              <w:rPr>
+                <w:sz w:val="24"/>
+                <w:szCs w:val="24"/>
+              </w:rPr>
+              <w:t xml:space="preserve">Two rules for the facilitator — do not read these out.</w:t>
+            </w:r>
+          </w:p>
+          <w:p>
+            <w:pPr>
+              <w:spacing w:after="150" w:before="0" w:line="340"/>
+            </w:pPr>
+            <w:r>
+              <w:rPr>
+                <w:sz w:val="24"/>
+                <w:szCs w:val="24"/>
+              </w:rPr>
+              <w:t xml:space="preserve">Never ask a learner where they are from. It can touch displacement, loss and separation, and nothing in this check needs it.</w:t>
+            </w:r>
+          </w:p>
+          <w:p>
+            <w:pPr>
+              <w:spacing w:after="0" w:before="0" w:line="340"/>
+            </w:pPr>
+            <w:r>
+              <w:rPr>
+                <w:sz w:val="24"/>
+                <w:szCs w:val="24"/>
+              </w:rPr>
+              <w:t xml:space="preserve">A learner may pass on any question. A pass is not a zero — move on warmly and score what you did hear.</w:t>
+            </w:r>
+          </w:p>
+        </w:tc>
+      </w:tr>
+    </w:tbl>
+    <w:p>
+      <w:pPr>
+        <w:spacing w:after="100" w:before="0" w:line="300"/>
+      </w:pPr>
+      <w:r>
+        <w:rPr>
+          <w:sz w:val="22"/>
+          <w:szCs w:val="22"/>
+        </w:rPr>
+        <w:t xml:space="preserve"/>
       </w:r>
     </w:p>
     <w:tbl>
